--- a/book/Revision Log - Read This Alongside.docx
+++ b/book/Revision Log - Read This Alongside.docx
@@ -10,7 +10,7 @@
         <w:t xml:space="preserve">Revision Log ��� Read This Alongside</w:t>
       </w:r>
     </w:p>
-    <w:bookmarkStart w:id="43" w:name="X757b12ebfa7068a0ddad73c3b66fd3bcdd7dc7a"/>
+    <w:bookmarkStart w:id="44" w:name="X757b12ebfa7068a0ddad73c3b66fd3bcdd7dc7a"/>
     <w:p>
       <w:pPr>
         <w:pStyle w:val="Heading1"/>
@@ -1722,12 +1722,391 @@
       </w:r>
     </w:p>
     <w:bookmarkEnd w:id="41"/>
-    <w:bookmarkStart w:id="42" w:name="X26b902f5bea7889dac8b87fb6f0fd11ce39788e"/>
+    <w:bookmarkStart w:id="42" w:name="X175c44decb915cf3f66de5ebbc8e10ea3288123"/>
     <w:p>
       <w:pPr>
         <w:pStyle w:val="Heading2"/>
       </w:pPr>
       <w:r>
+        <w:t xml:space="preserve">The Finish-Rate Pass (July 23, evening) — your</w:t>
+      </w:r>
+      <w:r>
+        <w:t xml:space="preserve"> </w:t>
+      </w:r>
+      <w:r>
+        <w:t xml:space="preserve">“</w:t>
+      </w:r>
+      <w:r>
+        <w:t xml:space="preserve">boring chapters</w:t>
+      </w:r>
+      <w:r>
+        <w:t xml:space="preserve">”</w:t>
+      </w:r>
+      <w:r>
+        <w:t xml:space="preserve"> </w:t>
+      </w:r>
+      <w:r>
+        <w:t xml:space="preserve">feedback, executed for real</w:t>
+      </w:r>
+    </w:p>
+    <w:p>
+      <w:pPr>
+        <w:pStyle w:val="FirstParagraph"/>
+      </w:pPr>
+      <w:r>
+        <w:t xml:space="preserve">You asked whether your</w:t>
+      </w:r>
+      <w:r>
+        <w:t xml:space="preserve"> </w:t>
+      </w:r>
+      <w:r>
+        <w:t xml:space="preserve">“</w:t>
+      </w:r>
+      <w:r>
+        <w:t xml:space="preserve">this chapter is so boring I can’t read it</w:t>
+      </w:r>
+      <w:r>
+        <w:t xml:space="preserve">”</w:t>
+      </w:r>
+      <w:r>
+        <w:t xml:space="preserve"> </w:t>
+      </w:r>
+      <w:r>
+        <w:t xml:space="preserve">notes were addressed or dismissed. Honest answer: they were captured, but only half-executed — the first revision simplified the heavy chapters in place instead of moving the math out, because</w:t>
+      </w:r>
+      <w:r>
+        <w:t xml:space="preserve"> </w:t>
+      </w:r>
+      <w:r>
+        <w:t xml:space="preserve">“</w:t>
+      </w:r>
+      <w:r>
+        <w:t xml:space="preserve">move whole sections to Bonuses</w:t>
+      </w:r>
+      <w:r>
+        <w:t xml:space="preserve">”</w:t>
+      </w:r>
+      <w:r>
+        <w:t xml:space="preserve"> </w:t>
+      </w:r>
+      <w:r>
+        <w:t xml:space="preserve">was still an open question waiting on your green light. Your latest message is that green light. Here’s what moved:</w:t>
+      </w:r>
+    </w:p>
+    <w:p>
+      <w:pPr>
+        <w:pStyle w:val="BodyText"/>
+      </w:pPr>
+      <w:r>
+        <w:rPr>
+          <w:bCs/>
+          <w:b/>
+        </w:rPr>
+        <w:t xml:space="preserve">Chapter 18 (your worst offender —</w:t>
+      </w:r>
+      <w:r>
+        <w:rPr>
+          <w:bCs/>
+          <w:b/>
+        </w:rPr>
+        <w:t xml:space="preserve"> </w:t>
+      </w:r>
+      <w:r>
+        <w:rPr>
+          <w:bCs/>
+          <w:b/>
+        </w:rPr>
+        <w:t xml:space="preserve">“</w:t>
+      </w:r>
+      <w:r>
+        <w:rPr>
+          <w:bCs/>
+          <w:b/>
+        </w:rPr>
+        <w:t xml:space="preserve">pure numbers, I cannot read a single word</w:t>
+      </w:r>
+      <w:r>
+        <w:rPr>
+          <w:bCs/>
+          <w:b/>
+        </w:rPr>
+        <w:t xml:space="preserve">”</w:t>
+      </w:r>
+      <w:r>
+        <w:rPr>
+          <w:bCs/>
+          <w:b/>
+        </w:rPr>
+        <w:t xml:space="preserve">).</w:t>
+      </w:r>
+      <w:r>
+        <w:t xml:space="preserve"> </w:t>
+      </w:r>
+      <w:r>
+        <w:t xml:space="preserve">The Wealth Equation’s four-component breakdown and the year-by-year five-year scenario — which the chapter told TWICE, once as annual blocks and once as a narrated year-by-year — are now ONE five-row table plus one honest paragraph plus a five-line</w:t>
+      </w:r>
+      <w:r>
+        <w:t xml:space="preserve"> </w:t>
+      </w:r>
+      <w:r>
+        <w:t xml:space="preserve">“</w:t>
+      </w:r>
+      <w:r>
+        <w:t xml:space="preserve">What Each Year Feels Like</w:t>
+      </w:r>
+      <w:r>
+        <w:t xml:space="preserve">”</w:t>
+      </w:r>
+      <w:r>
+        <w:t xml:space="preserve"> </w:t>
+      </w:r>
+      <w:r>
+        <w:t xml:space="preserve">list. The exit menu compressed from a page per exit to four two-sentence doors. The chapter dropped from roughly 3,900 words to about 2,700, and every story, receipt, and framework survived.</w:t>
+      </w:r>
+    </w:p>
+    <w:p>
+      <w:pPr>
+        <w:pStyle w:val="BodyText"/>
+      </w:pPr>
+      <w:r>
+        <w:rPr>
+          <w:bCs/>
+          <w:b/>
+        </w:rPr>
+        <w:t xml:space="preserve">Chapter 17 (</w:t>
+      </w:r>
+      <w:r>
+        <w:rPr>
+          <w:bCs/>
+          <w:b/>
+        </w:rPr>
+        <w:t xml:space="preserve">“</w:t>
+      </w:r>
+      <w:r>
+        <w:rPr>
+          <w:bCs/>
+          <w:b/>
+        </w:rPr>
+        <w:t xml:space="preserve">I started seeing the numbers and got overwhelmed already</w:t>
+      </w:r>
+      <w:r>
+        <w:rPr>
+          <w:bCs/>
+          <w:b/>
+        </w:rPr>
+        <w:t xml:space="preserve">”</w:t>
+      </w:r>
+      <w:r>
+        <w:rPr>
+          <w:bCs/>
+          <w:b/>
+        </w:rPr>
+        <w:t xml:space="preserve">).</w:t>
+      </w:r>
+      <w:r>
+        <w:t xml:space="preserve"> </w:t>
+      </w:r>
+      <w:r>
+        <w:t xml:space="preserve">The Years 1–3 stacking walkthrough is now one three-row table plus the refi warning. The refi playbook’s document checklists compressed to prose with the full checklist in the Bonus Pack.</w:t>
+      </w:r>
+    </w:p>
+    <w:p>
+      <w:pPr>
+        <w:pStyle w:val="BodyText"/>
+      </w:pPr>
+      <w:r>
+        <w:rPr>
+          <w:bCs/>
+          <w:b/>
+        </w:rPr>
+        <w:t xml:space="preserve">Chapter 9.</w:t>
+      </w:r>
+      <w:r>
+        <w:t xml:space="preserve"> </w:t>
+      </w:r>
+      <w:r>
+        <w:t xml:space="preserve">The seven-page pitch deck (previously written out page by page, list by list) is now seven one-line jobs plus the key message. The second worked funding stack compressed to three sentences. Bonus: this fixed a real broken promise — the book referenced a</w:t>
+      </w:r>
+      <w:r>
+        <w:t xml:space="preserve"> </w:t>
+      </w:r>
+      <w:r>
+        <w:t xml:space="preserve">“</w:t>
+      </w:r>
+      <w:r>
+        <w:t xml:space="preserve">full pitch deck in the Bonus Pack</w:t>
+      </w:r>
+      <w:r>
+        <w:t xml:space="preserve">”</w:t>
+      </w:r>
+      <w:r>
+        <w:t xml:space="preserve"> </w:t>
+      </w:r>
+      <w:r>
+        <w:t xml:space="preserve">that didn’t exist. Now it does.</w:t>
+      </w:r>
+    </w:p>
+    <w:p>
+      <w:pPr>
+        <w:pStyle w:val="BodyText"/>
+      </w:pPr>
+      <w:r>
+        <w:rPr>
+          <w:bCs/>
+          <w:b/>
+        </w:rPr>
+        <w:t xml:space="preserve">Chapter 8.</w:t>
+      </w:r>
+      <w:r>
+        <w:t xml:space="preserve"> </w:t>
+      </w:r>
+      <w:r>
+        <w:t xml:space="preserve">The seasonal-utilities arithmetic and the ten-line expense-range table moved to the Real Estate Numbers Cheat Sheet; the chapter keeps the one rule (pad, don’t pinch).</w:t>
+      </w:r>
+    </w:p>
+    <w:p>
+      <w:pPr>
+        <w:pStyle w:val="BodyText"/>
+      </w:pPr>
+      <w:r>
+        <w:rPr>
+          <w:bCs/>
+          <w:b/>
+        </w:rPr>
+        <w:t xml:space="preserve">Where it all went — three new Bonus Pack items, built and branded:</w:t>
+      </w:r>
+    </w:p>
+    <w:p>
+      <w:pPr>
+        <w:numPr>
+          <w:ilvl w:val="0"/>
+          <w:numId w:val="1022"/>
+        </w:numPr>
+        <w:pStyle w:val="Compact"/>
+      </w:pPr>
+      <w:r>
+        <w:rPr>
+          <w:bCs/>
+          <w:b/>
+        </w:rPr>
+        <w:t xml:space="preserve">The 5-Year Wealth Model</w:t>
+      </w:r>
+      <w:r>
+        <w:t xml:space="preserve"> </w:t>
+      </w:r>
+      <w:r>
+        <w:t xml:space="preserve">(7-page Teeco-branded PDF): every number that left Chapters 17, 18, 9, with full traceability, the refi checklist, and the complete exit playbook including depreciation recapture and 1031 mechanics.</w:t>
+      </w:r>
+    </w:p>
+    <w:p>
+      <w:pPr>
+        <w:numPr>
+          <w:ilvl w:val="0"/>
+          <w:numId w:val="1022"/>
+        </w:numPr>
+        <w:pStyle w:val="Compact"/>
+      </w:pPr>
+      <w:r>
+        <w:rPr>
+          <w:bCs/>
+          <w:b/>
+        </w:rPr>
+        <w:t xml:space="preserve">5-Year Wealth Model.xlsx</w:t>
+      </w:r>
+      <w:r>
+        <w:t xml:space="preserve">: the working spreadsheet the book has promised all along — editable assumptions, live formulas, and it reproduces the book’s $434,810 exactly.</w:t>
+      </w:r>
+    </w:p>
+    <w:p>
+      <w:pPr>
+        <w:numPr>
+          <w:ilvl w:val="0"/>
+          <w:numId w:val="1022"/>
+        </w:numPr>
+        <w:pStyle w:val="Compact"/>
+      </w:pPr>
+      <w:r>
+        <w:rPr>
+          <w:bCs/>
+          <w:b/>
+        </w:rPr>
+        <w:t xml:space="preserve">Private Money Pitch Deck Template</w:t>
+      </w:r>
+      <w:r>
+        <w:t xml:space="preserve"> </w:t>
+      </w:r>
+      <w:r>
+        <w:t xml:space="preserve">(branded PDF): all seven pages written out with the ask scripted.</w:t>
+      </w:r>
+    </w:p>
+    <w:p>
+      <w:pPr>
+        <w:pStyle w:val="FirstParagraph"/>
+      </w:pPr>
+      <w:r>
+        <w:rPr>
+          <w:bCs/>
+          <w:b/>
+        </w:rPr>
+        <w:t xml:space="preserve">Net effect:</w:t>
+      </w:r>
+      <w:r>
+        <w:t xml:space="preserve"> </w:t>
+      </w:r>
+      <w:r>
+        <w:t xml:space="preserve">the main read dropped from 64,646 to 61,831 words — about 2,800 words of arithmetic wall removed — while the Bonus Pack got deeper. Em-dashes re-thinned to 153. The consistency audit still passes clean (and the sweep caught two</w:t>
+      </w:r>
+      <w:r>
+        <w:t xml:space="preserve"> </w:t>
+      </w:r>
+      <w:r>
+        <w:t xml:space="preserve">“</w:t>
+      </w:r>
+      <w:r>
+        <w:t xml:space="preserve">bindable quote</w:t>
+      </w:r>
+      <w:r>
+        <w:t xml:space="preserve">”</w:t>
+      </w:r>
+      <w:r>
+        <w:t xml:space="preserve"> </w:t>
+      </w:r>
+      <w:r>
+        <w:t xml:space="preserve">leftovers hiding in the Bonus Pack itself).</w:t>
+      </w:r>
+    </w:p>
+    <w:p>
+      <w:pPr>
+        <w:pStyle w:val="BodyText"/>
+      </w:pPr>
+      <w:r>
+        <w:rPr>
+          <w:bCs/>
+          <w:b/>
+        </w:rPr>
+        <w:t xml:space="preserve">What I deliberately did NOT do:</w:t>
+      </w:r>
+      <w:r>
+        <w:t xml:space="preserve"> </w:t>
+      </w:r>
+      <w:r>
+        <w:t xml:space="preserve">Chapter 13 kept its numbers — they’re shopping guidance a reader uses mid-launch, not derivations — and Chapter 5’s frameworks stayed, since you never flagged it and it’s the book’s engine room. If either still reads heavy to you on this pass, say the word and I’ll cut deeper.</w:t>
+      </w:r>
+    </w:p>
+    <w:p>
+      <w:r>
+        <w:pict>
+          <v:rect style="width:0;height:1.5pt" o:hralign="center" o:hrstd="t" o:hr="t"/>
+        </w:pict>
+      </w:r>
+    </w:p>
+    <w:bookmarkEnd w:id="42"/>
+    <w:bookmarkStart w:id="43" w:name="X26b902f5bea7889dac8b87fb6f0fd11ce39788e"/>
+    <w:p>
+      <w:pPr>
+        <w:pStyle w:val="Heading2"/>
+      </w:pPr>
+      <w:r>
         <w:t xml:space="preserve">Still waiting on you (nothing blocks reading the draft)</w:t>
       </w:r>
     </w:p>
@@ -1735,7 +2114,7 @@
       <w:pPr>
         <w:numPr>
           <w:ilvl w:val="0"/>
-          <w:numId w:val="1022"/>
+          <w:numId w:val="1023"/>
         </w:numPr>
         <w:pStyle w:val="Compact"/>
       </w:pPr>
@@ -1799,7 +2178,7 @@
       <w:pPr>
         <w:numPr>
           <w:ilvl w:val="0"/>
-          <w:numId w:val="1022"/>
+          <w:numId w:val="1023"/>
         </w:numPr>
         <w:pStyle w:val="Compact"/>
       </w:pPr>
@@ -1839,7 +2218,7 @@
       <w:pPr>
         <w:numPr>
           <w:ilvl w:val="0"/>
-          <w:numId w:val="1022"/>
+          <w:numId w:val="1023"/>
         </w:numPr>
         <w:pStyle w:val="Compact"/>
       </w:pPr>
@@ -1877,8 +2256,8 @@
         <w:t xml:space="preserve">and I’ll swap it in as the master and rebuild all three Amazon packages, the DOCX, the EPUBs, and the Bonus Pack cross-references so every deliverable matches.</w:t>
       </w:r>
     </w:p>
-    <w:bookmarkEnd w:id="42"/>
     <w:bookmarkEnd w:id="43"/>
+    <w:bookmarkEnd w:id="44"/>
     <w:sectPr/>
   </w:body>
 </w:document>
@@ -2213,6 +2592,36 @@
     <w:abstractNumId w:val="991"/>
   </w:num>
   <w:num w:numId="1022">
+    <w:abstractNumId w:val="99411"/>
+    <w:lvlOverride w:ilvl="0">
+      <w:startOverride w:val="1"/>
+    </w:lvlOverride>
+    <w:lvlOverride w:ilvl="1">
+      <w:startOverride w:val="1"/>
+    </w:lvlOverride>
+    <w:lvlOverride w:ilvl="2">
+      <w:startOverride w:val="1"/>
+    </w:lvlOverride>
+    <w:lvlOverride w:ilvl="3">
+      <w:startOverride w:val="1"/>
+    </w:lvlOverride>
+    <w:lvlOverride w:ilvl="4">
+      <w:startOverride w:val="1"/>
+    </w:lvlOverride>
+    <w:lvlOverride w:ilvl="5">
+      <w:startOverride w:val="1"/>
+    </w:lvlOverride>
+    <w:lvlOverride w:ilvl="6">
+      <w:startOverride w:val="1"/>
+    </w:lvlOverride>
+    <w:lvlOverride w:ilvl="7">
+      <w:startOverride w:val="1"/>
+    </w:lvlOverride>
+    <w:lvlOverride w:ilvl="8">
+      <w:startOverride w:val="1"/>
+    </w:lvlOverride>
+  </w:num>
+  <w:num w:numId="1023">
     <w:abstractNumId w:val="99411"/>
     <w:lvlOverride w:ilvl="0">
       <w:startOverride w:val="1"/>

--- a/book/Revision Log - Read This Alongside.docx
+++ b/book/Revision Log - Read This Alongside.docx
@@ -10,7 +10,7 @@
         <w:t xml:space="preserve">Revision Log ��� Read This Alongside</w:t>
       </w:r>
     </w:p>
-    <w:bookmarkStart w:id="44" w:name="X757b12ebfa7068a0ddad73c3b66fd3bcdd7dc7a"/>
+    <w:bookmarkStart w:id="45" w:name="X757b12ebfa7068a0ddad73c3b66fd3bcdd7dc7a"/>
     <w:p>
       <w:pPr>
         <w:pStyle w:val="Heading1"/>
@@ -2101,12 +2101,208 @@
       </w:r>
     </w:p>
     <w:bookmarkEnd w:id="42"/>
-    <w:bookmarkStart w:id="43" w:name="X26b902f5bea7889dac8b87fb6f0fd11ce39788e"/>
+    <w:bookmarkStart w:id="43" w:name="X00d4ab85363e57d72c30bd70499d751cc6a8408"/>
     <w:p>
       <w:pPr>
         <w:pStyle w:val="Heading2"/>
       </w:pPr>
       <w:r>
+        <w:t xml:space="preserve">July 24 corrections (your read-through notes)</w:t>
+      </w:r>
+    </w:p>
+    <w:p>
+      <w:pPr>
+        <w:numPr>
+          <w:ilvl w:val="0"/>
+          <w:numId w:val="1023"/>
+        </w:numPr>
+        <w:pStyle w:val="Compact"/>
+      </w:pPr>
+      <w:r>
+        <w:rPr>
+          <w:bCs/>
+          <w:b/>
+        </w:rPr>
+        <w:t xml:space="preserve">Nevada is gone.</w:t>
+      </w:r>
+      <w:r>
+        <w:t xml:space="preserve"> </w:t>
+      </w:r>
+      <w:r>
+        <w:t xml:space="preserve">You never owned there; the claim came from the feedback doc’s canon section and I should have flagged it. The time-stamp line now says</w:t>
+      </w:r>
+      <w:r>
+        <w:t xml:space="preserve"> </w:t>
+      </w:r>
+      <w:r>
+        <w:t xml:space="preserve">“</w:t>
+      </w:r>
+      <w:r>
+        <w:t xml:space="preserve">mostly in West Virginia.</w:t>
+      </w:r>
+      <w:r>
+        <w:t xml:space="preserve">”</w:t>
+      </w:r>
+    </w:p>
+    <w:p>
+      <w:pPr>
+        <w:numPr>
+          <w:ilvl w:val="0"/>
+          <w:numId w:val="1023"/>
+        </w:numPr>
+        <w:pStyle w:val="Compact"/>
+      </w:pPr>
+      <w:r>
+        <w:rPr>
+          <w:bCs/>
+          <w:b/>
+        </w:rPr>
+        <w:t xml:space="preserve">It’s Ryu, not</w:t>
+      </w:r>
+      <w:r>
+        <w:rPr>
+          <w:bCs/>
+          <w:b/>
+        </w:rPr>
+        <w:t xml:space="preserve"> </w:t>
+      </w:r>
+      <w:r>
+        <w:rPr>
+          <w:bCs/>
+          <w:b/>
+        </w:rPr>
+        <w:t xml:space="preserve">“</w:t>
+      </w:r>
+      <w:r>
+        <w:rPr>
+          <w:bCs/>
+          <w:b/>
+        </w:rPr>
+        <w:t xml:space="preserve">Rui Yu,</w:t>
+      </w:r>
+      <w:r>
+        <w:rPr>
+          <w:bCs/>
+          <w:b/>
+        </w:rPr>
+        <w:t xml:space="preserve">”</w:t>
+      </w:r>
+      <w:r>
+        <w:rPr>
+          <w:bCs/>
+          <w:b/>
+        </w:rPr>
+        <w:t xml:space="preserve"> </w:t>
+      </w:r>
+      <w:r>
+        <w:rPr>
+          <w:bCs/>
+          <w:b/>
+        </w:rPr>
+        <w:t xml:space="preserve">and the story order is fixed</w:t>
+      </w:r>
+      <w:r>
+        <w:t xml:space="preserve"> </w:t>
+      </w:r>
+      <w:r>
+        <w:t xml:space="preserve">in Chapters 4 and 14: he bought his own property first as one of your first students, then you became business partners, then he took over managing your properties and built out the team.</w:t>
+      </w:r>
+    </w:p>
+    <w:p>
+      <w:pPr>
+        <w:numPr>
+          <w:ilvl w:val="0"/>
+          <w:numId w:val="1023"/>
+        </w:numPr>
+        <w:pStyle w:val="Compact"/>
+      </w:pPr>
+      <w:r>
+        <w:rPr>
+          <w:bCs/>
+          <w:b/>
+        </w:rPr>
+        <w:t xml:space="preserve">The Puck checklist’s double bullets are fixed</w:t>
+      </w:r>
+      <w:r>
+        <w:t xml:space="preserve"> </w:t>
+      </w:r>
+      <w:r>
+        <w:t xml:space="preserve">(the checkbox glyphs were stacking on top of the list bullets in the DOCX; the printable version with real boxes lives in the Bonus Pack).</w:t>
+      </w:r>
+    </w:p>
+    <w:p>
+      <w:pPr>
+        <w:numPr>
+          <w:ilvl w:val="0"/>
+          <w:numId w:val="1023"/>
+        </w:numPr>
+        <w:pStyle w:val="Compact"/>
+      </w:pPr>
+      <w:r>
+        <w:rPr>
+          <w:bCs/>
+          <w:b/>
+        </w:rPr>
+        <w:t xml:space="preserve">The manual comp method is honest now</w:t>
+      </w:r>
+      <w:r>
+        <w:t xml:space="preserve">: instead of</w:t>
+      </w:r>
+      <w:r>
+        <w:t xml:space="preserve"> </w:t>
+      </w:r>
+      <w:r>
+        <w:t xml:space="preserve">“</w:t>
+      </w:r>
+      <w:r>
+        <w:t xml:space="preserve">watch for owner-blocked stretches</w:t>
+      </w:r>
+      <w:r>
+        <w:t xml:space="preserve">”</w:t>
+      </w:r>
+      <w:r>
+        <w:t xml:space="preserve"> </w:t>
+      </w:r>
+      <w:r>
+        <w:t xml:space="preserve">it says you can’t tell blocks from bookings from the outside, and counting several properties washes that noise out.</w:t>
+      </w:r>
+    </w:p>
+    <w:p>
+      <w:pPr>
+        <w:numPr>
+          <w:ilvl w:val="0"/>
+          <w:numId w:val="1023"/>
+        </w:numPr>
+        <w:pStyle w:val="Compact"/>
+      </w:pPr>
+      <w:r>
+        <w:rPr>
+          <w:bCs/>
+          <w:b/>
+        </w:rPr>
+        <w:t xml:space="preserve">Em-dashes: zero, book-wide.</w:t>
+      </w:r>
+      <w:r>
+        <w:t xml:space="preserve"> </w:t>
+      </w:r>
+      <w:r>
+        <w:t xml:space="preserve">All ~150 were rewritten by hand into commas, colons, periods, or parentheses that fit each sentence; structural labels (Part headings, the RURAL letters, tier names) became colons. The reader-facing Bonus Pack docs were swept too. If you ever want a handful back for punch, say so, but the default is now none.</w:t>
+      </w:r>
+    </w:p>
+    <w:p>
+      <w:r>
+        <w:pict>
+          <v:rect style="width:0;height:1.5pt" o:hralign="center" o:hrstd="t" o:hr="t"/>
+        </w:pict>
+      </w:r>
+    </w:p>
+    <w:bookmarkEnd w:id="43"/>
+    <w:bookmarkStart w:id="44" w:name="X26b902f5bea7889dac8b87fb6f0fd11ce39788e"/>
+    <w:p>
+      <w:pPr>
+        <w:pStyle w:val="Heading2"/>
+      </w:pPr>
+      <w:r>
         <w:t xml:space="preserve">Still waiting on you (nothing blocks reading the draft)</w:t>
       </w:r>
     </w:p>
@@ -2114,7 +2310,7 @@
       <w:pPr>
         <w:numPr>
           <w:ilvl w:val="0"/>
-          <w:numId w:val="1023"/>
+          <w:numId w:val="1024"/>
         </w:numPr>
         <w:pStyle w:val="Compact"/>
       </w:pPr>
@@ -2178,7 +2374,7 @@
       <w:pPr>
         <w:numPr>
           <w:ilvl w:val="0"/>
-          <w:numId w:val="1023"/>
+          <w:numId w:val="1024"/>
         </w:numPr>
         <w:pStyle w:val="Compact"/>
       </w:pPr>
@@ -2218,7 +2414,7 @@
       <w:pPr>
         <w:numPr>
           <w:ilvl w:val="0"/>
-          <w:numId w:val="1023"/>
+          <w:numId w:val="1024"/>
         </w:numPr>
         <w:pStyle w:val="Compact"/>
       </w:pPr>
@@ -2256,8 +2452,8 @@
         <w:t xml:space="preserve">and I’ll swap it in as the master and rebuild all three Amazon packages, the DOCX, the EPUBs, and the Bonus Pack cross-references so every deliverable matches.</w:t>
       </w:r>
     </w:p>
-    <w:bookmarkEnd w:id="43"/>
     <w:bookmarkEnd w:id="44"/>
+    <w:bookmarkEnd w:id="45"/>
     <w:sectPr/>
   </w:body>
 </w:document>
@@ -2622,6 +2818,9 @@
     </w:lvlOverride>
   </w:num>
   <w:num w:numId="1023">
+    <w:abstractNumId w:val="991"/>
+  </w:num>
+  <w:num w:numId="1024">
     <w:abstractNumId w:val="99411"/>
     <w:lvlOverride w:ilvl="0">
       <w:startOverride w:val="1"/>

--- a/book/Revision Log - Read This Alongside.docx
+++ b/book/Revision Log - Read This Alongside.docx
@@ -10,7 +10,7 @@
         <w:t xml:space="preserve">Revision Log ��� Read This Alongside</w:t>
       </w:r>
     </w:p>
-    <w:bookmarkStart w:id="45" w:name="X757b12ebfa7068a0ddad73c3b66fd3bcdd7dc7a"/>
+    <w:bookmarkStart w:id="46" w:name="X757b12ebfa7068a0ddad73c3b66fd3bcdd7dc7a"/>
     <w:p>
       <w:pPr>
         <w:pStyle w:val="Heading1"/>
@@ -2297,12 +2297,325 @@
       </w:r>
     </w:p>
     <w:bookmarkEnd w:id="43"/>
-    <w:bookmarkStart w:id="44" w:name="X26b902f5bea7889dac8b87fb6f0fd11ce39788e"/>
+    <w:bookmarkStart w:id="44" w:name="X005fc52d8446743b3424fc55bfe6c6ef522a1a4"/>
     <w:p>
       <w:pPr>
         <w:pStyle w:val="Heading2"/>
       </w:pPr>
       <w:r>
+        <w:t xml:space="preserve">July 31 corrections (your second read-through batch)</w:t>
+      </w:r>
+    </w:p>
+    <w:p>
+      <w:pPr>
+        <w:numPr>
+          <w:ilvl w:val="0"/>
+          <w:numId w:val="1024"/>
+        </w:numPr>
+        <w:pStyle w:val="Compact"/>
+      </w:pPr>
+      <w:r>
+        <w:rPr>
+          <w:bCs/>
+          <w:b/>
+        </w:rPr>
+        <w:t xml:space="preserve">The underwriting doctrine changed, book-wide.</w:t>
+      </w:r>
+      <w:r>
+        <w:t xml:space="preserve"> </w:t>
+      </w:r>
+      <w:r>
+        <w:t xml:space="preserve">Per your call: the 18% Floor is now judged at the</w:t>
+      </w:r>
+      <w:r>
+        <w:t xml:space="preserve"> </w:t>
+      </w:r>
+      <w:r>
+        <w:rPr>
+          <w:bCs/>
+          <w:b/>
+        </w:rPr>
+        <w:t xml:space="preserve">Moderate (median)</w:t>
+      </w:r>
+      <w:r>
+        <w:t xml:space="preserve"> </w:t>
+      </w:r>
+      <w:r>
+        <w:t xml:space="preserve">underwrite, because the estimators already lowball and pure pessimism means never buying; the</w:t>
+      </w:r>
+      <w:r>
+        <w:t xml:space="preserve"> </w:t>
+      </w:r>
+      <w:r>
+        <w:rPr>
+          <w:bCs/>
+          <w:b/>
+        </w:rPr>
+        <w:t xml:space="preserve">Conservative 25th percentile is the survival check</w:t>
+      </w:r>
+      <w:r>
+        <w:t xml:space="preserve"> </w:t>
+      </w:r>
+      <w:r>
+        <w:t xml:space="preserve">(the deal must keep cash flowing there, not hit the floor). Chapter 8’s worked example now underwrites at $70K Moderate (50% CoC) with the $50K Conservative case as the survival check (25%), and the change swept Chapter 2’s cross-reference, the stress test, the summaries, the Framework Index, and two Bonus docs. Bonus catch: the Numbers Cheat Sheet was still carrying the retired</w:t>
+      </w:r>
+      <w:r>
+        <w:t xml:space="preserve"> </w:t>
+      </w:r>
+      <w:r>
+        <w:rPr>
+          <w:bCs/>
+          <w:b/>
+        </w:rPr>
+        <w:t xml:space="preserve">30% Floor</w:t>
+      </w:r>
+      <w:r>
+        <w:t xml:space="preserve">; it’s now the 18% version.</w:t>
+      </w:r>
+    </w:p>
+    <w:p>
+      <w:pPr>
+        <w:numPr>
+          <w:ilvl w:val="0"/>
+          <w:numId w:val="1024"/>
+        </w:numPr>
+        <w:pStyle w:val="Compact"/>
+      </w:pPr>
+      <w:r>
+        <w:rPr>
+          <w:bCs/>
+          <w:b/>
+        </w:rPr>
+        <w:t xml:space="preserve">Insurance numbers are yours now</w:t>
+      </w:r>
+      <w:r>
+        <w:t xml:space="preserve">: $1,500–$4,000 a year at time of writing, higher with a hot tub, and no more phantom wood stoves. Fixed in Chapters 6 and 8 plus four Bonus docs (two of which also still said</w:t>
+      </w:r>
+      <w:r>
+        <w:t xml:space="preserve"> </w:t>
+      </w:r>
+      <w:r>
+        <w:t xml:space="preserve">“</w:t>
+      </w:r>
+      <w:r>
+        <w:t xml:space="preserve">Bindable</w:t>
+      </w:r>
+      <w:r>
+        <w:t xml:space="preserve">”</w:t>
+      </w:r>
+      <w:r>
+        <w:t xml:space="preserve">).</w:t>
+      </w:r>
+    </w:p>
+    <w:p>
+      <w:pPr>
+        <w:numPr>
+          <w:ilvl w:val="0"/>
+          <w:numId w:val="1024"/>
+        </w:numPr>
+        <w:pStyle w:val="Compact"/>
+      </w:pPr>
+      <w:r>
+        <w:rPr>
+          <w:bCs/>
+          <w:b/>
+        </w:rPr>
+        <w:t xml:space="preserve">Chapter 8’s insurance item no longer repeats Chapter 6</w:t>
+      </w:r>
+      <w:r>
+        <w:t xml:space="preserve"> </w:t>
+      </w:r>
+      <w:r>
+        <w:t xml:space="preserve">— it’s two sentences and a pointer now.</w:t>
+      </w:r>
+    </w:p>
+    <w:p>
+      <w:pPr>
+        <w:numPr>
+          <w:ilvl w:val="0"/>
+          <w:numId w:val="1024"/>
+        </w:numPr>
+        <w:pStyle w:val="Compact"/>
+      </w:pPr>
+      <w:r>
+        <w:rPr>
+          <w:bCs/>
+          <w:b/>
+        </w:rPr>
+        <w:t xml:space="preserve">The cleaning-fee reality is in Chapter 8’s turnover costs</w:t>
+      </w:r>
+      <w:r>
+        <w:t xml:space="preserve">: guests’ cleaning fees cover most of it (you set yours a touch above the cleaner’s rate), but the fee counts as gross income and the cleaning as an expense, so the math models both sides.</w:t>
+      </w:r>
+    </w:p>
+    <w:p>
+      <w:pPr>
+        <w:numPr>
+          <w:ilvl w:val="0"/>
+          <w:numId w:val="1024"/>
+        </w:numPr>
+        <w:pStyle w:val="Compact"/>
+      </w:pPr>
+      <w:r>
+        <w:rPr>
+          <w:bCs/>
+          <w:b/>
+        </w:rPr>
+        <w:t xml:space="preserve">“</w:t>
+      </w:r>
+      <w:r>
+        <w:rPr>
+          <w:bCs/>
+          <w:b/>
+        </w:rPr>
+        <w:t xml:space="preserve">A platform like TaskRabbit</w:t>
+      </w:r>
+      <w:r>
+        <w:rPr>
+          <w:bCs/>
+          <w:b/>
+        </w:rPr>
+        <w:t xml:space="preserve">”</w:t>
+      </w:r>
+      <w:r>
+        <w:t xml:space="preserve"> </w:t>
+      </w:r>
+      <w:r>
+        <w:t xml:space="preserve">phrasing throughout Chapter 6, with your rural trust caveat: the apps run thin out there, unvetted helpers cause more problems than they solve, get referrals from your agent or cleaner.</w:t>
+      </w:r>
+    </w:p>
+    <w:p>
+      <w:pPr>
+        <w:numPr>
+          <w:ilvl w:val="0"/>
+          <w:numId w:val="1024"/>
+        </w:numPr>
+        <w:pStyle w:val="Compact"/>
+      </w:pPr>
+      <w:r>
+        <w:rPr>
+          <w:bCs/>
+          <w:b/>
+        </w:rPr>
+        <w:t xml:space="preserve">Turno is named once</w:t>
+      </w:r>
+      <w:r>
+        <w:t xml:space="preserve"> </w:t>
+      </w:r>
+      <w:r>
+        <w:t xml:space="preserve">in the Chapter 6 cleaning cadence, exactly as you framed it:</w:t>
+      </w:r>
+      <w:r>
+        <w:t xml:space="preserve"> </w:t>
+      </w:r>
+      <w:r>
+        <w:t xml:space="preserve">“</w:t>
+      </w:r>
+      <w:r>
+        <w:t xml:space="preserve">I use Turno, but use whatever system works for you,</w:t>
+      </w:r>
+      <w:r>
+        <w:t xml:space="preserve">”</w:t>
+      </w:r>
+      <w:r>
+        <w:t xml:space="preserve"> </w:t>
+      </w:r>
+      <w:r>
+        <w:t xml:space="preserve">with the job description (auto-scheduling, photo proof, supply tracking) doing the evergreen work.</w:t>
+      </w:r>
+    </w:p>
+    <w:p>
+      <w:pPr>
+        <w:numPr>
+          <w:ilvl w:val="0"/>
+          <w:numId w:val="1024"/>
+        </w:numPr>
+        <w:pStyle w:val="Compact"/>
+      </w:pPr>
+      <w:r>
+        <w:rPr>
+          <w:bCs/>
+          <w:b/>
+        </w:rPr>
+        <w:t xml:space="preserve">Trimming contingencies is now labeled an advanced move</w:t>
+      </w:r>
+      <w:r>
+        <w:t xml:space="preserve"> </w:t>
+      </w:r>
+      <w:r>
+        <w:t xml:space="preserve">with the honest warning: it’s your right to walk away free that you’re giving up, you’ve done it, you don’t recommend it for first-timers.</w:t>
+      </w:r>
+    </w:p>
+    <w:p>
+      <w:pPr>
+        <w:numPr>
+          <w:ilvl w:val="0"/>
+          <w:numId w:val="1024"/>
+        </w:numPr>
+        <w:pStyle w:val="Compact"/>
+      </w:pPr>
+      <w:r>
+        <w:rPr>
+          <w:bCs/>
+          <w:b/>
+        </w:rPr>
+        <w:t xml:space="preserve">Private money got the ethics it deserves</w:t>
+      </w:r>
+      <w:r>
+        <w:t xml:space="preserve">: existing relationships, total honesty, the lender added to the insurance policy, your own parents-and-friends origin story, and</w:t>
+      </w:r>
+      <w:r>
+        <w:t xml:space="preserve"> </w:t>
+      </w:r>
+      <w:r>
+        <w:t xml:space="preserve">“</w:t>
+      </w:r>
+      <w:r>
+        <w:t xml:space="preserve">borrow like their retirement depends on you being right.</w:t>
+      </w:r>
+      <w:r>
+        <w:t xml:space="preserve">”</w:t>
+      </w:r>
+      <w:r>
+        <w:t xml:space="preserve"> </w:t>
+      </w:r>
+      <w:r>
+        <w:t xml:space="preserve">Legal and human.</w:t>
+      </w:r>
+    </w:p>
+    <w:p>
+      <w:pPr>
+        <w:numPr>
+          <w:ilvl w:val="0"/>
+          <w:numId w:val="1024"/>
+        </w:numPr>
+        <w:pStyle w:val="Compact"/>
+      </w:pPr>
+      <w:r>
+        <w:rPr>
+          <w:bCs/>
+          <w:b/>
+        </w:rPr>
+        <w:t xml:space="preserve">The funding stack’s design line is honest</w:t>
+      </w:r>
+      <w:r>
+        <w:t xml:space="preserve">: $0 if you DIY everything, up to $40K+ for full service on a 2,000+ sq ft home (space planning, ordering, vendor coordination, photography, install labor).</w:t>
+      </w:r>
+    </w:p>
+    <w:p>
+      <w:r>
+        <w:pict>
+          <v:rect style="width:0;height:1.5pt" o:hralign="center" o:hrstd="t" o:hr="t"/>
+        </w:pict>
+      </w:r>
+    </w:p>
+    <w:bookmarkEnd w:id="44"/>
+    <w:bookmarkStart w:id="45" w:name="X26b902f5bea7889dac8b87fb6f0fd11ce39788e"/>
+    <w:p>
+      <w:pPr>
+        <w:pStyle w:val="Heading2"/>
+      </w:pPr>
+      <w:r>
         <w:t xml:space="preserve">Still waiting on you (nothing blocks reading the draft)</w:t>
       </w:r>
     </w:p>
@@ -2310,7 +2623,7 @@
       <w:pPr>
         <w:numPr>
           <w:ilvl w:val="0"/>
-          <w:numId w:val="1024"/>
+          <w:numId w:val="1025"/>
         </w:numPr>
         <w:pStyle w:val="Compact"/>
       </w:pPr>
@@ -2374,7 +2687,7 @@
       <w:pPr>
         <w:numPr>
           <w:ilvl w:val="0"/>
-          <w:numId w:val="1024"/>
+          <w:numId w:val="1025"/>
         </w:numPr>
         <w:pStyle w:val="Compact"/>
       </w:pPr>
@@ -2414,7 +2727,7 @@
       <w:pPr>
         <w:numPr>
           <w:ilvl w:val="0"/>
-          <w:numId w:val="1024"/>
+          <w:numId w:val="1025"/>
         </w:numPr>
         <w:pStyle w:val="Compact"/>
       </w:pPr>
@@ -2452,8 +2765,8 @@
         <w:t xml:space="preserve">and I’ll swap it in as the master and rebuild all three Amazon packages, the DOCX, the EPUBs, and the Bonus Pack cross-references so every deliverable matches.</w:t>
       </w:r>
     </w:p>
-    <w:bookmarkEnd w:id="44"/>
     <w:bookmarkEnd w:id="45"/>
+    <w:bookmarkEnd w:id="46"/>
     <w:sectPr/>
   </w:body>
 </w:document>
@@ -2821,6 +3134,9 @@
     <w:abstractNumId w:val="991"/>
   </w:num>
   <w:num w:numId="1024">
+    <w:abstractNumId w:val="991"/>
+  </w:num>
+  <w:num w:numId="1025">
     <w:abstractNumId w:val="99411"/>
     <w:lvlOverride w:ilvl="0">
       <w:startOverride w:val="1"/>

--- a/book/Revision Log - Read This Alongside.docx
+++ b/book/Revision Log - Read This Alongside.docx
@@ -10,7 +10,7 @@
         <w:t xml:space="preserve">Revision Log ��� Read This Alongside</w:t>
       </w:r>
     </w:p>
-    <w:bookmarkStart w:id="46" w:name="X757b12ebfa7068a0ddad73c3b66fd3bcdd7dc7a"/>
+    <w:bookmarkStart w:id="47" w:name="X757b12ebfa7068a0ddad73c3b66fd3bcdd7dc7a"/>
     <w:p>
       <w:pPr>
         <w:pStyle w:val="Heading1"/>
@@ -2610,12 +2610,119 @@
       </w:r>
     </w:p>
     <w:bookmarkEnd w:id="44"/>
-    <w:bookmarkStart w:id="45" w:name="X26b902f5bea7889dac8b87fb6f0fd11ce39788e"/>
+    <w:bookmarkStart w:id="45" w:name="X87c29b4ff9288e7ba3008ea7c12e51baa34a92b"/>
     <w:p>
       <w:pPr>
         <w:pStyle w:val="Heading2"/>
       </w:pPr>
       <w:r>
+        <w:t xml:space="preserve">July 31, later: The Plain-English Glossary (your call, option 2)</w:t>
+      </w:r>
+    </w:p>
+    <w:p>
+      <w:pPr>
+        <w:numPr>
+          <w:ilvl w:val="0"/>
+          <w:numId w:val="1025"/>
+        </w:numPr>
+        <w:pStyle w:val="Compact"/>
+      </w:pPr>
+      <w:r>
+        <w:t xml:space="preserve">Added</w:t>
+      </w:r>
+      <w:r>
+        <w:t xml:space="preserve"> </w:t>
+      </w:r>
+      <w:r>
+        <w:rPr>
+          <w:bCs/>
+          <w:b/>
+        </w:rPr>
+        <w:t xml:space="preserve">“</w:t>
+      </w:r>
+      <w:r>
+        <w:rPr>
+          <w:bCs/>
+          <w:b/>
+        </w:rPr>
+        <w:t xml:space="preserve">The Plain-English Glossary</w:t>
+      </w:r>
+      <w:r>
+        <w:rPr>
+          <w:bCs/>
+          <w:b/>
+        </w:rPr>
+        <w:t xml:space="preserve">”</w:t>
+      </w:r>
+      <w:r>
+        <w:t xml:space="preserve"> </w:t>
+      </w:r>
+      <w:r>
+        <w:t xml:space="preserve">to the book’s back matter, right before the Framework Index: 34 terms, one line each, written in your voice and aligned with current doctrine (the 18% Floor entry teaches moderate-underwrite-plus-survival-check;</w:t>
+      </w:r>
+      <w:r>
+        <w:t xml:space="preserve"> </w:t>
+      </w:r>
+      <w:r>
+        <w:t xml:space="preserve">“</w:t>
+      </w:r>
+      <w:r>
+        <w:t xml:space="preserve">cap rate</w:t>
+      </w:r>
+      <w:r>
+        <w:t xml:space="preserve">”</w:t>
+      </w:r>
+      <w:r>
+        <w:t xml:space="preserve"> </w:t>
+      </w:r>
+      <w:r>
+        <w:t xml:space="preserve">is honestly listed as deliberately unused). Every term still gets defined at first use in the chapters; the glossary is the flip-back rescue for readers who jump straight to Chapter 9 with keys in hand.</w:t>
+      </w:r>
+    </w:p>
+    <w:p>
+      <w:pPr>
+        <w:numPr>
+          <w:ilvl w:val="0"/>
+          <w:numId w:val="1025"/>
+        </w:numPr>
+        <w:pStyle w:val="Compact"/>
+      </w:pPr>
+      <w:r>
+        <w:t xml:space="preserve">The Contents line and the intro’s</w:t>
+      </w:r>
+      <w:r>
+        <w:t xml:space="preserve"> </w:t>
+      </w:r>
+      <w:r>
+        <w:t xml:space="preserve">“</w:t>
+      </w:r>
+      <w:r>
+        <w:t xml:space="preserve">How to Read This Book</w:t>
+      </w:r>
+      <w:r>
+        <w:t xml:space="preserve">”</w:t>
+      </w:r>
+      <w:r>
+        <w:t xml:space="preserve"> </w:t>
+      </w:r>
+      <w:r>
+        <w:t xml:space="preserve">now both point to it.</w:t>
+      </w:r>
+    </w:p>
+    <w:p>
+      <w:r>
+        <w:pict>
+          <v:rect style="width:0;height:1.5pt" o:hralign="center" o:hrstd="t" o:hr="t"/>
+        </w:pict>
+      </w:r>
+    </w:p>
+    <w:bookmarkEnd w:id="45"/>
+    <w:bookmarkStart w:id="46" w:name="X26b902f5bea7889dac8b87fb6f0fd11ce39788e"/>
+    <w:p>
+      <w:pPr>
+        <w:pStyle w:val="Heading2"/>
+      </w:pPr>
+      <w:r>
         <w:t xml:space="preserve">Still waiting on you (nothing blocks reading the draft)</w:t>
       </w:r>
     </w:p>
@@ -2623,7 +2730,7 @@
       <w:pPr>
         <w:numPr>
           <w:ilvl w:val="0"/>
-          <w:numId w:val="1025"/>
+          <w:numId w:val="1026"/>
         </w:numPr>
         <w:pStyle w:val="Compact"/>
       </w:pPr>
@@ -2687,7 +2794,7 @@
       <w:pPr>
         <w:numPr>
           <w:ilvl w:val="0"/>
-          <w:numId w:val="1025"/>
+          <w:numId w:val="1026"/>
         </w:numPr>
         <w:pStyle w:val="Compact"/>
       </w:pPr>
@@ -2727,7 +2834,7 @@
       <w:pPr>
         <w:numPr>
           <w:ilvl w:val="0"/>
-          <w:numId w:val="1025"/>
+          <w:numId w:val="1026"/>
         </w:numPr>
         <w:pStyle w:val="Compact"/>
       </w:pPr>
@@ -2765,8 +2872,8 @@
         <w:t xml:space="preserve">and I’ll swap it in as the master and rebuild all three Amazon packages, the DOCX, the EPUBs, and the Bonus Pack cross-references so every deliverable matches.</w:t>
       </w:r>
     </w:p>
-    <w:bookmarkEnd w:id="45"/>
     <w:bookmarkEnd w:id="46"/>
+    <w:bookmarkEnd w:id="47"/>
     <w:sectPr/>
   </w:body>
 </w:document>
@@ -3137,6 +3244,9 @@
     <w:abstractNumId w:val="991"/>
   </w:num>
   <w:num w:numId="1025">
+    <w:abstractNumId w:val="991"/>
+  </w:num>
+  <w:num w:numId="1026">
     <w:abstractNumId w:val="99411"/>
     <w:lvlOverride w:ilvl="0">
       <w:startOverride w:val="1"/>
